--- a/notes/Spring_2026/DATA780/Week06/docx/DATA780_week06_notes.docx
+++ b/notes/Spring_2026/DATA780/Week06/docx/DATA780_week06_notes.docx
@@ -895,27 +895,14 @@
                                   <w:r>
                                     <w:t xml:space="preserve">https://tenor.com/search/im-rich-bitch-g </w:t>
                                   </w:r>
-                                  <w:r>
-                                    <w:fldChar w:fldCharType="begin"/>
-                                  </w:r>
-                                  <w:r>
-                                    <w:instrText xml:space="preserve"> SEQ https://tenor.com/search/im-rich-bitch-g \* ARABIC </w:instrText>
-                                  </w:r>
-                                  <w:r>
-                                    <w:fldChar w:fldCharType="separate"/>
-                                  </w:r>
-                                  <w:r>
-                                    <w:rPr>
-                                      <w:noProof/>
-                                    </w:rPr>
-                                    <w:t>2</w:t>
-                                  </w:r>
-                                  <w:r>
-                                    <w:rPr>
-                                      <w:noProof/>
-                                    </w:rPr>
-                                    <w:fldChar w:fldCharType="end"/>
-                                  </w:r>
+                                  <w:fldSimple w:instr=" SEQ https://tenor.com/search/im-rich-bitch-g \* ARABIC ">
+                                    <w:r>
+                                      <w:rPr>
+                                        <w:noProof/>
+                                      </w:rPr>
+                                      <w:t>2</w:t>
+                                    </w:r>
+                                  </w:fldSimple>
                                 </w:p>
                                 <w:p>
                                   <w:pPr>
@@ -931,27 +918,14 @@
                                   <w:r>
                                     <w:t xml:space="preserve">https://tenor.com/search/im-rich-bitch-g </w:t>
                                   </w:r>
-                                  <w:r>
-                                    <w:fldChar w:fldCharType="begin"/>
-                                  </w:r>
-                                  <w:r>
-                                    <w:instrText xml:space="preserve"> SEQ https://tenor.com/search/im-rich-bitch-g \* ARABIC </w:instrText>
-                                  </w:r>
-                                  <w:r>
-                                    <w:fldChar w:fldCharType="separate"/>
-                                  </w:r>
-                                  <w:r>
-                                    <w:rPr>
-                                      <w:noProof/>
-                                    </w:rPr>
-                                    <w:t>3</w:t>
-                                  </w:r>
-                                  <w:r>
-                                    <w:rPr>
-                                      <w:noProof/>
-                                    </w:rPr>
-                                    <w:fldChar w:fldCharType="end"/>
-                                  </w:r>
+                                  <w:fldSimple w:instr=" SEQ https://tenor.com/search/im-rich-bitch-g \* ARABIC ">
+                                    <w:r>
+                                      <w:rPr>
+                                        <w:noProof/>
+                                      </w:rPr>
+                                      <w:t>3</w:t>
+                                    </w:r>
+                                  </w:fldSimple>
                                 </w:p>
                                 <w:p>
                                   <w:pPr>
@@ -1011,7 +985,7 @@
                                           </pic:cNvPicPr>
                                         </pic:nvPicPr>
                                         <pic:blipFill>
-                                          <a:blip r:embed="rId9">
+                                          <a:blip r:embed="rId10">
                                             <a:extLst>
                                               <a:ext uri="{28A0092B-C50C-407E-A947-70E740481C1C}">
                                                 <a14:useLocalDpi xmlns:a14="http://schemas.microsoft.com/office/drawing/2010/main" val="0"/>
@@ -1556,7 +1530,7 @@
                           <pic:cNvPicPr/>
                         </pic:nvPicPr>
                         <pic:blipFill>
-                          <a:blip r:embed="rId10">
+                          <a:blip r:embed="rId11">
                             <a:extLst>
                               <a:ext uri="{28A0092B-C50C-407E-A947-70E740481C1C}">
                                 <a14:useLocalDpi xmlns:a14="http://schemas.microsoft.com/office/drawing/2010/main" val="0"/>
@@ -2204,7 +2178,7 @@
                           <pic:cNvPicPr/>
                         </pic:nvPicPr>
                         <pic:blipFill>
-                          <a:blip r:embed="rId11">
+                          <a:blip r:embed="rId12">
                             <a:extLst>
                               <a:ext uri="{28A0092B-C50C-407E-A947-70E740481C1C}">
                                 <a14:useLocalDpi xmlns:a14="http://schemas.microsoft.com/office/drawing/2010/main" val="0"/>
@@ -5027,7 +5001,7 @@
                           <pic:cNvPicPr/>
                         </pic:nvPicPr>
                         <pic:blipFill rotWithShape="1">
-                          <a:blip r:embed="rId12">
+                          <a:blip r:embed="rId13">
                             <a:extLst>
                               <a:ext uri="{28A0092B-C50C-407E-A947-70E740481C1C}">
                                 <a14:useLocalDpi xmlns:a14="http://schemas.microsoft.com/office/drawing/2010/main" val="0"/>
@@ -6083,7 +6057,7 @@
                           <pic:cNvPicPr/>
                         </pic:nvPicPr>
                         <pic:blipFill>
-                          <a:blip r:embed="rId13" cstate="print">
+                          <a:blip r:embed="rId14" cstate="print">
                             <a:extLst>
                               <a:ext uri="{28A0092B-C50C-407E-A947-70E740481C1C}">
                                 <a14:useLocalDpi xmlns:a14="http://schemas.microsoft.com/office/drawing/2010/main" val="0"/>
@@ -8399,7 +8373,7 @@
                           <pic:cNvPicPr/>
                         </pic:nvPicPr>
                         <pic:blipFill rotWithShape="1">
-                          <a:blip r:embed="rId14">
+                          <a:blip r:embed="rId15">
                             <a:extLst>
                               <a:ext uri="{28A0092B-C50C-407E-A947-70E740481C1C}">
                                 <a14:useLocalDpi xmlns:a14="http://schemas.microsoft.com/office/drawing/2010/main" val="0"/>
@@ -10821,7 +10795,7 @@
                           </pic:cNvPicPr>
                         </pic:nvPicPr>
                         <pic:blipFill>
-                          <a:blip r:embed="rId15" cstate="print">
+                          <a:blip r:embed="rId16" cstate="print">
                             <a:extLst>
                               <a:ext uri="{28A0092B-C50C-407E-A947-70E740481C1C}">
                                 <a14:useLocalDpi xmlns:a14="http://schemas.microsoft.com/office/drawing/2010/main" val="0"/>
@@ -11172,7 +11146,7 @@
                                           <w:rFonts w:ascii="Cambria Math" w:hAnsi="Cambria Math"/>
                                           <w:color w:val="156082" w:themeColor="accent1"/>
                                         </w:rPr>
-                                        <m:t xml:space="preserve">outputs </m:t>
+                                        <m:t>outputs</m:t>
                                       </m:r>
                                       <m:r>
                                         <m:rPr>
@@ -11182,7 +11156,7 @@
                                           <w:rFonts w:ascii="Cambria Math" w:hAnsi="Cambria Math"/>
                                           <w:color w:val="156082" w:themeColor="accent1"/>
                                         </w:rPr>
-                                        <m:t>∈R</m:t>
+                                        <m:t xml:space="preserve"> ∈R</m:t>
                                       </m:r>
                                     </m:oMath>
                                   </m:oMathPara>
@@ -11947,6 +11921,9 @@
               </mc:AlternateContent>
             </w:r>
             <w:r>
+              <w:rPr>
+                <w:noProof/>
+              </w:rPr>
               <w:drawing>
                 <wp:inline distT="0" distB="0" distL="0" distR="0" wp14:anchorId="3D05760E" wp14:editId="158ECAA2">
                   <wp:extent cx="4267796" cy="1914792"/>
@@ -11963,7 +11940,7 @@
                           <pic:cNvPicPr/>
                         </pic:nvPicPr>
                         <pic:blipFill>
-                          <a:blip r:embed="rId16"/>
+                          <a:blip r:embed="rId17"/>
                           <a:stretch>
                             <a:fillRect/>
                           </a:stretch>
@@ -12669,7 +12646,7 @@
                                               <w:sz w:val="28"/>
                                               <w:szCs w:val="28"/>
                                             </w:rPr>
-                                            <m:t>l</m:t>
+                                            <m:t>l-</m:t>
                                           </m:r>
                                           <m:r>
                                             <w:rPr>
@@ -12678,7 +12655,7 @@
                                               <w:sz w:val="28"/>
                                               <w:szCs w:val="28"/>
                                             </w:rPr>
-                                            <m:t>-1)</m:t>
+                                            <m:t>1)</m:t>
                                           </m:r>
                                         </m:sup>
                                       </m:sSup>
@@ -13187,7 +13164,7 @@
                                                 <w:sz w:val="28"/>
                                                 <w:szCs w:val="28"/>
                                               </w:rPr>
-                                              <m:t>l</m:t>
+                                              <m:t>l-</m:t>
                                             </m:r>
                                             <m:r>
                                               <w:rPr>
@@ -13196,7 +13173,7 @@
                                                 <w:sz w:val="28"/>
                                                 <w:szCs w:val="28"/>
                                               </w:rPr>
-                                              <m:t>-1</m:t>
+                                              <m:t>1</m:t>
                                             </m:r>
                                           </m:e>
                                         </m:d>
@@ -13604,17 +13581,6 @@
                   <m:sup>
                     <m:r>
                       <m:rPr>
-                        <m:sty m:val="bi"/>
-                      </m:rPr>
-                      <w:rPr>
-                        <w:rFonts w:ascii="Cambria Math" w:eastAsia="Aptos" w:hAnsi="Cambria Math" w:cs="Times New Roman"/>
-                        <w:sz w:val="28"/>
-                        <w:szCs w:val="28"/>
-                      </w:rPr>
-                      <m:t>(</m:t>
-                    </m:r>
-                    <m:r>
-                      <m:rPr>
                         <m:scr m:val="script"/>
                         <m:sty m:val="bi"/>
                       </m:rPr>
@@ -13623,18 +13589,7 @@
                         <w:sz w:val="28"/>
                         <w:szCs w:val="28"/>
                       </w:rPr>
-                      <m:t>l</m:t>
-                    </m:r>
-                    <m:r>
-                      <m:rPr>
-                        <m:sty m:val="bi"/>
-                      </m:rPr>
-                      <w:rPr>
-                        <w:rFonts w:ascii="Cambria Math" w:eastAsia="Aptos" w:hAnsi="Cambria Math" w:cs="Times New Roman"/>
-                        <w:sz w:val="28"/>
-                        <w:szCs w:val="28"/>
-                      </w:rPr>
-                      <m:t>)</m:t>
+                      <m:t>(l)</m:t>
                     </m:r>
                   </m:sup>
                 </m:sSup>
@@ -13750,17 +13705,6 @@
                   <m:sup>
                     <m:r>
                       <m:rPr>
-                        <m:sty m:val="bi"/>
-                      </m:rPr>
-                      <w:rPr>
-                        <w:rFonts w:ascii="Cambria Math" w:eastAsia="Aptos" w:hAnsi="Cambria Math" w:cs="Times New Roman"/>
-                        <w:sz w:val="28"/>
-                        <w:szCs w:val="28"/>
-                      </w:rPr>
-                      <m:t>(</m:t>
-                    </m:r>
-                    <m:r>
-                      <m:rPr>
                         <m:scr m:val="script"/>
                         <m:sty m:val="bi"/>
                       </m:rPr>
@@ -13769,7 +13713,7 @@
                         <w:sz w:val="28"/>
                         <w:szCs w:val="28"/>
                       </w:rPr>
-                      <m:t>l-</m:t>
+                      <m:t>(l-</m:t>
                     </m:r>
                     <m:r>
                       <m:rPr>
@@ -13780,18 +13724,7 @@
                         <w:sz w:val="28"/>
                         <w:szCs w:val="28"/>
                       </w:rPr>
-                      <m:t>1</m:t>
-                    </m:r>
-                    <m:r>
-                      <m:rPr>
-                        <m:sty m:val="bi"/>
-                      </m:rPr>
-                      <w:rPr>
-                        <w:rFonts w:ascii="Cambria Math" w:eastAsia="Aptos" w:hAnsi="Cambria Math" w:cs="Times New Roman"/>
-                        <w:sz w:val="28"/>
-                        <w:szCs w:val="28"/>
-                      </w:rPr>
-                      <m:t>)</m:t>
+                      <m:t>1)</m:t>
                     </m:r>
                   </m:sup>
                 </m:sSup>
@@ -13852,17 +13785,6 @@
                       <m:sup>
                         <m:r>
                           <m:rPr>
-                            <m:sty m:val="bi"/>
-                          </m:rPr>
-                          <w:rPr>
-                            <w:rFonts w:ascii="Cambria Math" w:eastAsia="Aptos" w:hAnsi="Cambria Math" w:cs="Times New Roman"/>
-                            <w:sz w:val="28"/>
-                            <w:szCs w:val="28"/>
-                          </w:rPr>
-                          <m:t>(</m:t>
-                        </m:r>
-                        <m:r>
-                          <m:rPr>
                             <m:scr m:val="script"/>
                             <m:sty m:val="bi"/>
                           </m:rPr>
@@ -13871,18 +13793,7 @@
                             <w:sz w:val="28"/>
                             <w:szCs w:val="28"/>
                           </w:rPr>
-                          <m:t>l</m:t>
-                        </m:r>
-                        <m:r>
-                          <m:rPr>
-                            <m:sty m:val="bi"/>
-                          </m:rPr>
-                          <w:rPr>
-                            <w:rFonts w:ascii="Cambria Math" w:eastAsia="Aptos" w:hAnsi="Cambria Math" w:cs="Times New Roman"/>
-                            <w:sz w:val="28"/>
-                            <w:szCs w:val="28"/>
-                          </w:rPr>
-                          <m:t>)</m:t>
+                          <m:t>(l)</m:t>
                         </m:r>
                       </m:sup>
                     </m:sSup>
@@ -14150,16 +14061,7 @@
                   <w:rPr>
                     <w:rFonts w:ascii="Cambria Math" w:hAnsi="Cambria Math"/>
                   </w:rPr>
-                  <m:t>=</m:t>
-                </m:r>
-                <m:r>
-                  <m:rPr>
-                    <m:sty m:val="bi"/>
-                  </m:rPr>
-                  <w:rPr>
-                    <w:rFonts w:ascii="Cambria Math" w:hAnsi="Cambria Math"/>
-                  </w:rPr>
-                  <m:t>σ</m:t>
+                  <m:t>=σ</m:t>
                 </m:r>
                 <m:d>
                   <m:dPr>
@@ -14932,25 +14834,7 @@
                   <w:rPr>
                     <w:rFonts w:ascii="Cambria Math" w:hAnsi="Cambria Math"/>
                   </w:rPr>
-                  <m:t xml:space="preserve"> </m:t>
-                </m:r>
-                <m:r>
-                  <m:rPr>
-                    <m:sty m:val="bi"/>
-                  </m:rPr>
-                  <w:rPr>
-                    <w:rFonts w:ascii="Cambria Math" w:hAnsi="Cambria Math"/>
-                  </w:rPr>
-                  <m:t xml:space="preserve"> </m:t>
-                </m:r>
-                <m:r>
-                  <m:rPr>
-                    <m:sty m:val="bi"/>
-                  </m:rPr>
-                  <w:rPr>
-                    <w:rFonts w:ascii="Cambria Math" w:hAnsi="Cambria Math"/>
-                  </w:rPr>
-                  <m:t>=</m:t>
+                  <m:t xml:space="preserve">  =</m:t>
                 </m:r>
                 <m:d>
                   <m:dPr>
@@ -15092,7 +14976,7 @@
                                       <w:rPr>
                                         <w:rFonts w:ascii="Cambria Math" w:hAnsi="Cambria Math"/>
                                       </w:rPr>
-                                      <m:t>l</m:t>
+                                      <m:t>l-</m:t>
                                     </m:r>
                                     <m:r>
                                       <m:rPr>
@@ -15101,7 +14985,7 @@
                                       <w:rPr>
                                         <w:rFonts w:ascii="Cambria Math" w:hAnsi="Cambria Math"/>
                                       </w:rPr>
-                                      <m:t>-1</m:t>
+                                      <m:t>1</m:t>
                                     </m:r>
                                   </m:sup>
                                 </m:sSup>
@@ -15211,16 +15095,7 @@
                           <w:rPr>
                             <w:rFonts w:ascii="Cambria Math" w:hAnsi="Cambria Math"/>
                           </w:rPr>
-                          <m:t>.</m:t>
-                        </m:r>
-                        <m:r>
-                          <m:rPr>
-                            <m:sty m:val="bi"/>
-                          </m:rPr>
-                          <w:rPr>
-                            <w:rFonts w:ascii="Cambria Math" w:hAnsi="Cambria Math"/>
-                          </w:rPr>
-                          <m:t xml:space="preserve"> </m:t>
+                          <m:t xml:space="preserve">. </m:t>
                         </m:r>
                       </m:e>
                     </m:eqArr>
@@ -15279,19 +15154,7 @@
                     <w:sz w:val="28"/>
                     <w:szCs w:val="28"/>
                   </w:rPr>
-                  <m:t>σ</m:t>
-                </m:r>
-                <m:r>
-                  <m:rPr>
-                    <m:sty m:val="bi"/>
-                  </m:rPr>
-                  <w:rPr>
-                    <w:rFonts w:ascii="Cambria Math" w:hAnsi="Cambria Math"/>
-                    <w:color w:val="A02B93" w:themeColor="accent5"/>
-                    <w:sz w:val="28"/>
-                    <w:szCs w:val="28"/>
-                  </w:rPr>
-                  <m:t>(</m:t>
+                  <m:t>σ(</m:t>
                 </m:r>
                 <m:sSup>
                   <m:sSupPr>
@@ -16914,6 +16777,9 @@
               </mc:AlternateContent>
             </w:r>
             <w:r>
+              <w:rPr>
+                <w:noProof/>
+              </w:rPr>
               <w:drawing>
                 <wp:anchor distT="0" distB="0" distL="114300" distR="114300" simplePos="0" relativeHeight="251727872" behindDoc="1" locked="0" layoutInCell="1" allowOverlap="1" wp14:anchorId="3A64D651" wp14:editId="3FE05D40">
                   <wp:simplePos x="0" y="0"/>
@@ -16951,7 +16817,7 @@
                           <pic:cNvPicPr/>
                         </pic:nvPicPr>
                         <pic:blipFill>
-                          <a:blip r:embed="rId17">
+                          <a:blip r:embed="rId18">
                             <a:extLst>
                               <a:ext uri="{28A0092B-C50C-407E-A947-70E740481C1C}">
                                 <a14:useLocalDpi xmlns:a14="http://schemas.microsoft.com/office/drawing/2010/main" val="0"/>
@@ -17503,6 +17369,7 @@
               <w:rPr>
                 <w:rFonts w:ascii="Aptos" w:eastAsia="Aptos" w:hAnsi="Aptos" w:cs="Times New Roman"/>
                 <w:iCs/>
+                <w:noProof/>
                 <w:color w:val="A02B93" w:themeColor="accent5"/>
               </w:rPr>
               <w:drawing>
@@ -17521,7 +17388,7 @@
                           <pic:cNvPicPr/>
                         </pic:nvPicPr>
                         <pic:blipFill>
-                          <a:blip r:embed="rId18"/>
+                          <a:blip r:embed="rId19"/>
                           <a:stretch>
                             <a:fillRect/>
                           </a:stretch>
@@ -17611,6 +17478,7 @@
               <w:rPr>
                 <w:rFonts w:ascii="Aptos" w:eastAsia="Aptos" w:hAnsi="Aptos" w:cs="Times New Roman"/>
                 <w:iCs/>
+                <w:noProof/>
                 <w:color w:val="A02B93" w:themeColor="accent5"/>
               </w:rPr>
               <w:drawing>
@@ -17629,7 +17497,7 @@
                           <pic:cNvPicPr/>
                         </pic:nvPicPr>
                         <pic:blipFill>
-                          <a:blip r:embed="rId19">
+                          <a:blip r:embed="rId20">
                             <a:extLst>
                               <a:ext uri="{28A0092B-C50C-407E-A947-70E740481C1C}">
                                 <a14:useLocalDpi xmlns:a14="http://schemas.microsoft.com/office/drawing/2010/main" val="0"/>
@@ -17689,47 +17557,6 @@
               </w:rPr>
               <w:t>ChatGPT 5.2</w:t>
             </w:r>
-          </w:p>
-        </w:tc>
-      </w:tr>
-      <w:tr>
-        <w:trPr>
-          <w:trHeight w:val="3921"/>
-        </w:trPr>
-        <w:tc>
-          <w:tcPr>
-            <w:cnfStyle w:val="001000000000" w:firstRow="0" w:lastRow="0" w:firstColumn="1" w:lastColumn="0" w:oddVBand="0" w:evenVBand="0" w:oddHBand="0" w:evenHBand="0" w:firstRowFirstColumn="0" w:firstRowLastColumn="0" w:lastRowFirstColumn="0" w:lastRowLastColumn="0"/>
-            <w:tcW w:w="2155" w:type="dxa"/>
-            <w:shd w:val="clear" w:color="auto" w:fill="D9D9D9" w:themeFill="background1" w:themeFillShade="D9"/>
-          </w:tcPr>
-          <w:p>
-            <w:pPr>
-              <w:spacing w:line="276" w:lineRule="auto"/>
-              <w:rPr>
-                <w:color w:val="80340D" w:themeColor="accent2" w:themeShade="80"/>
-              </w:rPr>
-            </w:pPr>
-          </w:p>
-        </w:tc>
-        <w:tc>
-          <w:tcPr>
-            <w:tcW w:w="7326" w:type="dxa"/>
-          </w:tcPr>
-          <w:p>
-            <w:pPr>
-              <w:pStyle w:val="ListParagraph"/>
-              <w:numPr>
-                <w:ilvl w:val="0"/>
-                <w:numId w:val="9"/>
-              </w:numPr>
-              <w:spacing w:line="276" w:lineRule="auto"/>
-              <w:cnfStyle w:val="000000000000" w:firstRow="0" w:lastRow="0" w:firstColumn="0" w:lastColumn="0" w:oddVBand="0" w:evenVBand="0" w:oddHBand="0" w:evenHBand="0" w:firstRowFirstColumn="0" w:firstRowLastColumn="0" w:lastRowFirstColumn="0" w:lastRowLastColumn="0"/>
-              <w:rPr>
-                <w:rFonts w:ascii="Aptos" w:eastAsia="Aptos" w:hAnsi="Aptos" w:cs="Times New Roman"/>
-                <w:iCs/>
-                <w:color w:val="A02B93" w:themeColor="accent5"/>
-              </w:rPr>
-            </w:pPr>
           </w:p>
         </w:tc>
       </w:tr>
@@ -17842,8 +17669,6 @@
             </w:pPr>
             <w:r>
               <w:rPr>
-                <w:b w:val="0"/>
-                <w:bCs w:val="0"/>
                 <w:noProof/>
               </w:rPr>
               <mc:AlternateContent>
@@ -18024,6 +17849,9 @@
                                         </m:den>
                                       </m:f>
                                       <m:r>
+                                        <m:rPr>
+                                          <m:sty m:val="p"/>
+                                        </m:rPr>
                                         <w:br/>
                                       </m:r>
                                     </m:oMath>
@@ -18565,17 +18393,7 @@
                     <w:rFonts w:ascii="Cambria Math" w:hAnsi="Cambria Math"/>
                     <w:color w:val="7F7F7F" w:themeColor="text1" w:themeTint="80"/>
                   </w:rPr>
-                  <m:t>L</m:t>
-                </m:r>
-                <m:r>
-                  <m:rPr>
-                    <m:sty m:val="bi"/>
-                  </m:rPr>
-                  <w:rPr>
-                    <w:rFonts w:ascii="Cambria Math" w:hAnsi="Cambria Math"/>
-                    <w:color w:val="7F7F7F" w:themeColor="text1" w:themeTint="80"/>
-                  </w:rPr>
-                  <m:t>OSS = neg</m:t>
+                  <m:t>LOSS = neg</m:t>
                 </m:r>
                 <m:d>
                   <m:dPr>
@@ -19544,7 +19362,7 @@
                           <pic:cNvPicPr/>
                         </pic:nvPicPr>
                         <pic:blipFill rotWithShape="1">
-                          <a:blip r:embed="rId20">
+                          <a:blip r:embed="rId21">
                             <a:extLst>
                               <a:ext uri="{28A0092B-C50C-407E-A947-70E740481C1C}">
                                 <a14:useLocalDpi xmlns:a14="http://schemas.microsoft.com/office/drawing/2010/main" val="0"/>
@@ -19650,7 +19468,7 @@
                 <w:color w:val="7F7F7F" w:themeColor="text1" w:themeTint="80"/>
               </w:rPr>
             </w:pPr>
-            <w:hyperlink r:id="rId21" w:anchor="activation=tanh&amp;batchSize=10&amp;dataset=" w:history="1">
+            <w:hyperlink r:id="rId22" w:anchor="activation=tanh&amp;batchSize=10&amp;dataset=" w:history="1">
               <w:r>
                 <w:rPr>
                   <w:rStyle w:val="Hyperlink"/>
@@ -19886,7 +19704,7 @@
               </w:rPr>
               <w:t>The </w:t>
             </w:r>
-            <w:hyperlink r:id="rId22" w:tgtFrame="_blank" w:history="1">
+            <w:hyperlink r:id="rId23" w:tgtFrame="_blank" w:history="1">
               <w:r>
                 <w:rPr>
                   <w:rStyle w:val="Hyperlink"/>
@@ -19903,7 +19721,7 @@
               </w:rPr>
               <w:t> is a popular, efficient gradient-based optimization algorithm used to train deep learning models by combining the advantages of </w:t>
             </w:r>
-            <w:hyperlink r:id="rId23" w:history="1">
+            <w:hyperlink r:id="rId24" w:history="1">
               <w:r>
                 <w:rPr>
                   <w:rStyle w:val="Hyperlink"/>
@@ -19920,7 +19738,7 @@
               </w:rPr>
               <w:t> and </w:t>
             </w:r>
-            <w:hyperlink r:id="rId24" w:history="1">
+            <w:hyperlink r:id="rId25" w:history="1">
               <w:r>
                 <w:rPr>
                   <w:rStyle w:val="Hyperlink"/>
@@ -21134,7 +20952,7 @@
     </w:tbl>
     <w:p/>
     <w:sectPr>
-      <w:headerReference w:type="default" r:id="rId25"/>
+      <w:headerReference w:type="default" r:id="rId26"/>
       <w:pgSz w:w="12240" w:h="15840"/>
       <w:pgMar w:top="1440" w:right="1440" w:bottom="1440" w:left="1440" w:header="720" w:footer="720" w:gutter="0"/>
       <w:cols w:space="720"/>
@@ -23079,6 +22897,7 @@
   <w:style w:type="character" w:default="1" w:styleId="DefaultParagraphFont">
     <w:name w:val="Default Paragraph Font"/>
     <w:uiPriority w:val="1"/>
+    <w:semiHidden/>
     <w:unhideWhenUsed/>
   </w:style>
   <w:style w:type="table" w:default="1" w:styleId="TableNormal">
